--- a/docs/tecnica/03-diccionario-datos-y-rutas.docx
+++ b/docs/tecnica/03-diccionario-datos-y-rutas.docx
@@ -23959,7 +23959,136 @@
                 <w:sz w:val="18"/>
                 <w:szCs w:val="18"/>
               </w:rPr>
-              <w:t xml:space="preserve">Requiere sesión</w:t>
+              <w:t xml:space="preserve">Requiere sesión. Cierra la sesión local y, en modo </w:t>
+            </w:r>
+            <w:r>
+              <w:rPr>
+                <w:rFonts w:ascii="Consolas" w:cs="Consolas" w:eastAsia="Consolas" w:hAnsi="Consolas"/>
+                <w:b w:val="false"/>
+                <w:bCs w:val="false"/>
+                <w:color w:val="A31515"/>
+                <w:sz w:val="18"/>
+                <w:szCs w:val="18"/>
+              </w:rPr>
+              <w:t xml:space="preserve">live</w:t>
+            </w:r>
+            <w:r>
+              <w:rPr>
+                <w:b w:val="false"/>
+                <w:bCs w:val="false"/>
+                <w:sz w:val="18"/>
+                <w:szCs w:val="18"/>
+              </w:rPr>
+              <w:t xml:space="preserve">, salta al logout del IdP</w:t>
+            </w:r>
+          </w:p>
+        </w:tc>
+      </w:tr>
+      <w:tr>
+        <w:trPr>
+          <w:tblHeader w:val="false"/>
+        </w:trPr>
+        <w:tc>
+          <w:tcPr>
+            <w:tcW w:type="pct" w:w="25%"/>
+            <w:tcMar>
+              <w:top w:type="dxa" w:w="60"/>
+              <w:left w:type="dxa" w:w="100"/>
+              <w:bottom w:type="dxa" w:w="60"/>
+              <w:right w:type="dxa" w:w="100"/>
+            </w:tcMar>
+          </w:tcPr>
+          <w:p>
+            <w:pPr>
+              <w:spacing w:after="20" w:before="20"/>
+            </w:pPr>
+            <w:r>
+              <w:rPr>
+                <w:b w:val="false"/>
+                <w:bCs w:val="false"/>
+                <w:sz w:val="18"/>
+                <w:szCs w:val="18"/>
+              </w:rPr>
+              <w:t xml:space="preserve">GET</w:t>
+            </w:r>
+          </w:p>
+        </w:tc>
+        <w:tc>
+          <w:tcPr>
+            <w:tcW w:type="pct" w:w="25%"/>
+            <w:tcMar>
+              <w:top w:type="dxa" w:w="60"/>
+              <w:left w:type="dxa" w:w="100"/>
+              <w:bottom w:type="dxa" w:w="60"/>
+              <w:right w:type="dxa" w:w="100"/>
+            </w:tcMar>
+          </w:tcPr>
+          <w:p>
+            <w:pPr>
+              <w:spacing w:after="20" w:before="20"/>
+            </w:pPr>
+            <w:r>
+              <w:rPr>
+                <w:rFonts w:ascii="Consolas" w:cs="Consolas" w:eastAsia="Consolas" w:hAnsi="Consolas"/>
+                <w:b w:val="false"/>
+                <w:bCs w:val="false"/>
+                <w:color w:val="A31515"/>
+                <w:sz w:val="18"/>
+                <w:szCs w:val="18"/>
+              </w:rPr>
+              <w:t xml:space="preserve">/auth/claveunica/logout</w:t>
+            </w:r>
+          </w:p>
+        </w:tc>
+        <w:tc>
+          <w:tcPr>
+            <w:tcW w:type="pct" w:w="25%"/>
+            <w:tcMar>
+              <w:top w:type="dxa" w:w="60"/>
+              <w:left w:type="dxa" w:w="100"/>
+              <w:bottom w:type="dxa" w:w="60"/>
+              <w:right w:type="dxa" w:w="100"/>
+            </w:tcMar>
+          </w:tcPr>
+          <w:p>
+            <w:pPr>
+              <w:spacing w:after="20" w:before="20"/>
+            </w:pPr>
+            <w:r>
+              <w:rPr>
+                <w:rFonts w:ascii="Consolas" w:cs="Consolas" w:eastAsia="Consolas" w:hAnsi="Consolas"/>
+                <w:b w:val="false"/>
+                <w:bCs w:val="false"/>
+                <w:color w:val="A31515"/>
+                <w:sz w:val="18"/>
+                <w:szCs w:val="18"/>
+              </w:rPr>
+              <w:t xml:space="preserve">citizen.claveunica.logout</w:t>
+            </w:r>
+          </w:p>
+        </w:tc>
+        <w:tc>
+          <w:tcPr>
+            <w:tcW w:type="pct" w:w="25%"/>
+            <w:tcMar>
+              <w:top w:type="dxa" w:w="60"/>
+              <w:left w:type="dxa" w:w="100"/>
+              <w:bottom w:type="dxa" w:w="60"/>
+              <w:right w:type="dxa" w:w="100"/>
+            </w:tcMar>
+          </w:tcPr>
+          <w:p>
+            <w:pPr>
+              <w:spacing w:after="20" w:before="20"/>
+            </w:pPr>
+            <w:r>
+              <w:rPr>
+                <w:b w:val="false"/>
+                <w:bCs w:val="false"/>
+                <w:sz w:val="18"/>
+                <w:szCs w:val="18"/>
+              </w:rPr>
+              <w:t xml:space="preserve">"Logout URI" declarada ante ClaveÚnica. Aterrizaje tras cerrar la sesión del IdP; solo redirige al home</w:t>
             </w:r>
           </w:p>
         </w:tc>
@@ -23996,7 +24125,125 @@
           <w:sz w:val="21"/>
           <w:szCs w:val="21"/>
         </w:rPr>
-        <w:t xml:space="preserve"> estas rutas responden 404 y la entrada por ClaveÚnica se oculta del portal.</w:t>
+        <w:t xml:space="preserve"> las rutas de </w:t>
+      </w:r>
+      <w:r>
+        <w:rPr>
+          <w:rFonts w:ascii="Consolas" w:cs="Consolas" w:eastAsia="Consolas" w:hAnsi="Consolas"/>
+          <w:color w:val="A31515"/>
+          <w:sz w:val="21"/>
+          <w:szCs w:val="21"/>
+        </w:rPr>
+        <w:t xml:space="preserve">redirect</w:t>
+      </w:r>
+      <w:r>
+        <w:rPr>
+          <w:sz w:val="21"/>
+          <w:szCs w:val="21"/>
+        </w:rPr>
+        <w:t xml:space="preserve">/</w:t>
+      </w:r>
+      <w:r>
+        <w:rPr>
+          <w:rFonts w:ascii="Consolas" w:cs="Consolas" w:eastAsia="Consolas" w:hAnsi="Consolas"/>
+          <w:color w:val="A31515"/>
+          <w:sz w:val="21"/>
+          <w:szCs w:val="21"/>
+        </w:rPr>
+        <w:t xml:space="preserve">callback</w:t>
+      </w:r>
+      <w:r>
+        <w:rPr>
+          <w:sz w:val="21"/>
+          <w:szCs w:val="21"/>
+        </w:rPr>
+        <w:t xml:space="preserve"> responden 404 y la entrada por ClaveÚnica se oculta del portal. La </w:t>
+      </w:r>
+      <w:r>
+        <w:rPr>
+          <w:i/>
+          <w:iCs/>
+          <w:sz w:val="21"/>
+          <w:szCs w:val="21"/>
+        </w:rPr>
+        <w:t xml:space="preserve">logout URI</w:t>
+      </w:r>
+      <w:r>
+        <w:rPr>
+          <w:sz w:val="21"/>
+          <w:szCs w:val="21"/>
+        </w:rPr>
+        <w:t xml:space="preserve"> es la excepción: al ser una URL estática registrada ante un tercero, responde siempre con una redirección al home en lugar de un 404.</w:t>
+      </w:r>
+    </w:p>
+    <w:p>
+      <w:pPr>
+        <w:spacing w:after="140" w:line="276"/>
+        <w:jc w:val="both"/>
+      </w:pPr>
+      <w:r>
+        <w:rPr>
+          <w:b/>
+          <w:bCs/>
+          <w:sz w:val="21"/>
+          <w:szCs w:val="21"/>
+        </w:rPr>
+        <w:t xml:space="preserve">Por qué el aterrizaje del logout es una ruta aparte.</w:t>
+      </w:r>
+      <w:r>
+        <w:rPr>
+          <w:sz w:val="21"/>
+          <w:szCs w:val="21"/>
+        </w:rPr>
+        <w:t xml:space="preserve"> ClaveÚnica devuelve al ciudadano por </w:t>
+      </w:r>
+      <w:r>
+        <w:rPr>
+          <w:rFonts w:ascii="Consolas" w:cs="Consolas" w:eastAsia="Consolas" w:hAnsi="Consolas"/>
+          <w:color w:val="A31515"/>
+          <w:sz w:val="21"/>
+          <w:szCs w:val="21"/>
+        </w:rPr>
+        <w:t xml:space="preserve">GET</w:t>
+      </w:r>
+      <w:r>
+        <w:rPr>
+          <w:sz w:val="21"/>
+          <w:szCs w:val="21"/>
+        </w:rPr>
+        <w:t xml:space="preserve"> tras cerrar su sesión, y un </w:t>
+      </w:r>
+      <w:r>
+        <w:rPr>
+          <w:rFonts w:ascii="Consolas" w:cs="Consolas" w:eastAsia="Consolas" w:hAnsi="Consolas"/>
+          <w:color w:val="A31515"/>
+          <w:sz w:val="21"/>
+          <w:szCs w:val="21"/>
+        </w:rPr>
+        <w:t xml:space="preserve">GET</w:t>
+      </w:r>
+      <w:r>
+        <w:rPr>
+          <w:sz w:val="21"/>
+          <w:szCs w:val="21"/>
+        </w:rPr>
+        <w:t xml:space="preserve"> que destruye la sesión sería accionable desde cualquier sitio de terceros. Por eso el cierre real vive en el </w:t>
+      </w:r>
+      <w:r>
+        <w:rPr>
+          <w:rFonts w:ascii="Consolas" w:cs="Consolas" w:eastAsia="Consolas" w:hAnsi="Consolas"/>
+          <w:color w:val="A31515"/>
+          <w:sz w:val="21"/>
+          <w:szCs w:val="21"/>
+        </w:rPr>
+        <w:t xml:space="preserve">POST</w:t>
+      </w:r>
+      <w:r>
+        <w:rPr>
+          <w:sz w:val="21"/>
+          <w:szCs w:val="21"/>
+        </w:rPr>
+        <w:t xml:space="preserve"> protegido por CSRF y esta ruta no muta nada.</w:t>
       </w:r>
     </w:p>
     <w:p>
@@ -26524,6 +26771,90 @@
                 <w:szCs w:val="18"/>
               </w:rPr>
               <w:t xml:space="preserve">)</w:t>
+            </w:r>
+          </w:p>
+        </w:tc>
+      </w:tr>
+      <w:tr>
+        <w:trPr>
+          <w:tblHeader w:val="false"/>
+        </w:trPr>
+        <w:tc>
+          <w:tcPr>
+            <w:tcW w:type="pct" w:w="33%"/>
+            <w:tcMar>
+              <w:top w:type="dxa" w:w="60"/>
+              <w:left w:type="dxa" w:w="100"/>
+              <w:bottom w:type="dxa" w:w="60"/>
+              <w:right w:type="dxa" w:w="100"/>
+            </w:tcMar>
+          </w:tcPr>
+          <w:p>
+            <w:pPr>
+              <w:spacing w:after="20" w:before="20"/>
+            </w:pPr>
+            <w:r>
+              <w:rPr>
+                <w:b w:val="false"/>
+                <w:bCs w:val="false"/>
+                <w:sz w:val="18"/>
+                <w:szCs w:val="18"/>
+              </w:rPr>
+              <w:t xml:space="preserve">GET</w:t>
+            </w:r>
+          </w:p>
+        </w:tc>
+        <w:tc>
+          <w:tcPr>
+            <w:tcW w:type="pct" w:w="33%"/>
+            <w:tcMar>
+              <w:top w:type="dxa" w:w="60"/>
+              <w:left w:type="dxa" w:w="100"/>
+              <w:bottom w:type="dxa" w:w="60"/>
+              <w:right w:type="dxa" w:w="100"/>
+            </w:tcMar>
+          </w:tcPr>
+          <w:p>
+            <w:pPr>
+              <w:spacing w:after="20" w:before="20"/>
+            </w:pPr>
+            <w:r>
+              <w:rPr>
+                <w:rFonts w:ascii="Consolas" w:cs="Consolas" w:eastAsia="Consolas" w:hAnsi="Consolas"/>
+                <w:b w:val="false"/>
+                <w:bCs w:val="false"/>
+                <w:color w:val="A31515"/>
+                <w:sz w:val="18"/>
+                <w:szCs w:val="18"/>
+              </w:rPr>
+              <w:t xml:space="preserve">/admin/observations/export/adjuntos</w:t>
+            </w:r>
+          </w:p>
+        </w:tc>
+        <w:tc>
+          <w:tcPr>
+            <w:tcW w:type="pct" w:w="33%"/>
+            <w:tcMar>
+              <w:top w:type="dxa" w:w="60"/>
+              <w:left w:type="dxa" w:w="100"/>
+              <w:bottom w:type="dxa" w:w="60"/>
+              <w:right w:type="dxa" w:w="100"/>
+            </w:tcMar>
+          </w:tcPr>
+          <w:p>
+            <w:pPr>
+              <w:spacing w:after="20" w:before="20"/>
+            </w:pPr>
+            <w:r>
+              <w:rPr>
+                <w:rFonts w:ascii="Consolas" w:cs="Consolas" w:eastAsia="Consolas" w:hAnsi="Consolas"/>
+                <w:b w:val="false"/>
+                <w:bCs w:val="false"/>
+                <w:color w:val="A31515"/>
+                <w:sz w:val="18"/>
+                <w:szCs w:val="18"/>
+              </w:rPr>
+              <w:t xml:space="preserve">admin.observations.attachments.zip</w:t>
             </w:r>
           </w:p>
         </w:tc>
